--- a/episodes/The_Dark_Rise_Episode_11.docx
+++ b/episodes/The_Dark_Rise_Episode_11.docx
@@ -314,7 +314,7 @@
           <w:sz w:val="24"/>
           <w:szCs w:val="24"/>
         </w:rPr>
-        <w:t xml:space="preserve">Beneath the ak-pu roots, the entity tasted the shape Idoro's fear had taken and found it richer than the sharper, more concentrated dread the cleansing rite had produced, though slower to arrive and slower still to fade.</w:t>
+        <w:t xml:space="preserve">Beneath the iroko roots, the entity tasted the shape Idoro's fear had taken and found it richer than the sharper, more concentrated dread the cleansing rite had produced, though slower to arrive and slower still to fade.</w:t>
       </w:r>
     </w:p>
     <w:p>
@@ -632,7 +632,7 @@
           <w:sz w:val="24"/>
           <w:szCs w:val="24"/>
         </w:rPr>
-        <w:t xml:space="preserve">Beneath the ak-pu roots, the entity felt the particular, sudden hollowness open in the midwife's thread, a loneliness sharper than anything it had tasted from her before, and understood, with the same flat attention it gave every useful thing, exactly what an isolated door was worth compared to one still surrounded by people willing to notice when it moved.</w:t>
+        <w:t xml:space="preserve">Beneath the iroko roots, the entity felt the particular, sudden hollowness open in the midwife's thread, a loneliness sharper than anything it had tasted from her before, and understood, with the same flat attention it gave every useful thing, exactly what an isolated door was worth compared to one still surrounded by people willing to notice when it moved.</w:t>
       </w:r>
     </w:p>
     <w:p>

--- a/episodes/The_Dark_Rise_Episode_11.docx
+++ b/episodes/The_Dark_Rise_Episode_11.docx
@@ -126,20 +126,7 @@
     </w:p>
     <w:p>
       <w:pPr>
-        <w:spacing w:after="0" w:line="360"/>
-      </w:pPr>
-      <w:r>
-        <w:rPr>
-          <w:rFonts w:ascii="Georgia" w:hAnsi="Georgia" w:cs="Georgia"/>
-          <w:sz w:val="24"/>
-          <w:szCs w:val="24"/>
-        </w:rPr>
-        <w:t xml:space="preserve"/>
-      </w:r>
-    </w:p>
-    <w:p>
-      <w:pPr>
-        <w:spacing w:after="60" w:line="360"/>
+        <w:spacing w:after="60" w:line="360" w:before="480"/>
         <w:ind w:firstLine="360"/>
       </w:pPr>
       <w:r>
@@ -167,20 +154,7 @@
     </w:p>
     <w:p>
       <w:pPr>
-        <w:spacing w:after="0" w:line="360"/>
-      </w:pPr>
-      <w:r>
-        <w:rPr>
-          <w:rFonts w:ascii="Georgia" w:hAnsi="Georgia" w:cs="Georgia"/>
-          <w:sz w:val="24"/>
-          <w:szCs w:val="24"/>
-        </w:rPr>
-        <w:t xml:space="preserve"/>
-      </w:r>
-    </w:p>
-    <w:p>
-      <w:pPr>
-        <w:spacing w:after="60" w:line="360"/>
+        <w:spacing w:after="60" w:line="360" w:before="480"/>
         <w:ind w:firstLine="360"/>
       </w:pPr>
       <w:r>
@@ -292,20 +266,7 @@
     </w:p>
     <w:p>
       <w:pPr>
-        <w:spacing w:after="0" w:line="360"/>
-      </w:pPr>
-      <w:r>
-        <w:rPr>
-          <w:rFonts w:ascii="Georgia" w:hAnsi="Georgia" w:cs="Georgia"/>
-          <w:sz w:val="24"/>
-          <w:szCs w:val="24"/>
-        </w:rPr>
-        <w:t xml:space="preserve"/>
-      </w:r>
-    </w:p>
-    <w:p>
-      <w:pPr>
-        <w:spacing w:after="60" w:line="360"/>
+        <w:spacing w:after="60" w:line="360" w:before="480"/>
         <w:ind w:firstLine="360"/>
       </w:pPr>
       <w:r>
@@ -361,20 +322,7 @@
     </w:p>
     <w:p>
       <w:pPr>
-        <w:spacing w:after="0" w:line="360"/>
-      </w:pPr>
-      <w:r>
-        <w:rPr>
-          <w:rFonts w:ascii="Georgia" w:hAnsi="Georgia" w:cs="Georgia"/>
-          <w:sz w:val="24"/>
-          <w:szCs w:val="24"/>
-        </w:rPr>
-        <w:t xml:space="preserve"/>
-      </w:r>
-    </w:p>
-    <w:p>
-      <w:pPr>
-        <w:spacing w:after="60" w:line="360"/>
+        <w:spacing w:after="60" w:line="360" w:before="480"/>
         <w:ind w:firstLine="360"/>
       </w:pPr>
       <w:r>
@@ -402,15 +350,16 @@
     </w:p>
     <w:p>
       <w:pPr>
-        <w:spacing w:after="0" w:line="360"/>
-      </w:pPr>
-      <w:r>
-        <w:rPr>
-          <w:rFonts w:ascii="Georgia" w:hAnsi="Georgia" w:cs="Georgia"/>
-          <w:sz w:val="24"/>
-          <w:szCs w:val="24"/>
-        </w:rPr>
-        <w:t xml:space="preserve"/>
+        <w:spacing w:after="60" w:line="360" w:before="480"/>
+        <w:ind w:firstLine="360"/>
+      </w:pPr>
+      <w:r>
+        <w:rPr>
+          <w:rFonts w:ascii="Georgia" w:hAnsi="Georgia" w:cs="Georgia"/>
+          <w:sz w:val="24"/>
+          <w:szCs w:val="24"/>
+        </w:rPr>
+        <w:t xml:space="preserve">Beneath the iroko roots, the cold voice took its count.</w:t>
       </w:r>
     </w:p>
     <w:p>
@@ -426,25 +375,12 @@
           <w:bCs/>
           <w:caps/>
         </w:rPr>
-        <w:t xml:space="preserve">AMBIENT FEAR YIELD: SUSTAINED, LOW EFFORT. VESSEL: EARLY PATTERN RECOGNITION UNDERWAY, NO ACTIVE INTERVENTION REQUIRED.</w:t>
-      </w:r>
-    </w:p>
-    <w:p>
-      <w:pPr>
-        <w:spacing w:after="0" w:line="360"/>
-      </w:pPr>
-      <w:r>
-        <w:rPr>
-          <w:rFonts w:ascii="Georgia" w:hAnsi="Georgia" w:cs="Georgia"/>
-          <w:sz w:val="24"/>
-          <w:szCs w:val="24"/>
-        </w:rPr>
-        <w:t xml:space="preserve"/>
-      </w:r>
-    </w:p>
-    <w:p>
-      <w:pPr>
-        <w:spacing w:after="60" w:line="360"/>
+        <w:t xml:space="preserve">Ambient fear yield: sustained, low effort. Vessel: early pattern recognition underway, no active intervention required.</w:t>
+      </w:r>
+    </w:p>
+    <w:p>
+      <w:pPr>
+        <w:spacing w:after="60" w:line="360" w:before="480"/>
         <w:ind w:firstLine="360"/>
       </w:pPr>
       <w:r>
@@ -472,20 +408,7 @@
     </w:p>
     <w:p>
       <w:pPr>
-        <w:spacing w:after="0" w:line="360"/>
-      </w:pPr>
-      <w:r>
-        <w:rPr>
-          <w:rFonts w:ascii="Georgia" w:hAnsi="Georgia" w:cs="Georgia"/>
-          <w:sz w:val="24"/>
-          <w:szCs w:val="24"/>
-        </w:rPr>
-        <w:t xml:space="preserve"/>
-      </w:r>
-    </w:p>
-    <w:p>
-      <w:pPr>
-        <w:spacing w:after="60" w:line="360"/>
+        <w:spacing w:after="60" w:line="360" w:before="480"/>
         <w:ind w:firstLine="360"/>
       </w:pPr>
       <w:r>
@@ -541,20 +464,7 @@
     </w:p>
     <w:p>
       <w:pPr>
-        <w:spacing w:after="0" w:line="360"/>
-      </w:pPr>
-      <w:r>
-        <w:rPr>
-          <w:rFonts w:ascii="Georgia" w:hAnsi="Georgia" w:cs="Georgia"/>
-          <w:sz w:val="24"/>
-          <w:szCs w:val="24"/>
-        </w:rPr>
-        <w:t xml:space="preserve"/>
-      </w:r>
-    </w:p>
-    <w:p>
-      <w:pPr>
-        <w:spacing w:after="60" w:line="360"/>
+        <w:spacing w:after="60" w:line="360" w:before="480"/>
         <w:ind w:firstLine="360"/>
       </w:pPr>
       <w:r>
@@ -610,20 +520,7 @@
     </w:p>
     <w:p>
       <w:pPr>
-        <w:spacing w:after="0" w:line="360"/>
-      </w:pPr>
-      <w:r>
-        <w:rPr>
-          <w:rFonts w:ascii="Georgia" w:hAnsi="Georgia" w:cs="Georgia"/>
-          <w:sz w:val="24"/>
-          <w:szCs w:val="24"/>
-        </w:rPr>
-        <w:t xml:space="preserve"/>
-      </w:r>
-    </w:p>
-    <w:p>
-      <w:pPr>
-        <w:spacing w:after="60" w:line="360"/>
+        <w:spacing w:after="60" w:line="360" w:before="480"/>
         <w:ind w:firstLine="360"/>
       </w:pPr>
       <w:r>
@@ -661,19 +558,6 @@
           <w:szCs w:val="24"/>
         </w:rPr>
         <w:t xml:space="preserve">A woman with no one left to wake her would sleep a great deal more soundly. The entity had all the patience in the world. It had just been handed, for free, one more reason not to need it much longer. That the mother of its own vessel had chosen, that same night, to be the one door Idoro had not yet managed to close, was a detail the entity noted and set aside, unsure yet whether it would matter, certain only that nothing in this village happened anymore without eventually mattering to something.</w:t>
-      </w:r>
-    </w:p>
-    <w:p>
-      <w:pPr>
-        <w:spacing w:after="0" w:line="360"/>
-      </w:pPr>
-      <w:r>
-        <w:rPr>
-          <w:rFonts w:ascii="Georgia" w:hAnsi="Georgia" w:cs="Georgia"/>
-          <w:sz w:val="24"/>
-          <w:szCs w:val="24"/>
-        </w:rPr>
-        <w:t xml:space="preserve"/>
       </w:r>
     </w:p>
     <w:sectPr>
